--- a/Introduccion a la Ingenieria/Kit docente/Clase 5/Guion Docente Clase 5 - El rol del ingeniero en el contexto ambiental.docx
+++ b/Introduccion a la Ingenieria/Kit docente/Clase 5/Guion Docente Clase 5 - El rol del ingeniero en el contexto ambiental.docx
@@ -69,7 +69,7 @@
           <w:color w:val="4A4A49"/>
           <w:sz w:val="22"/>
         </w:rPr>
-        <w:t>Tipo: Clase virtual sincrónica por Google Meet · Sesión 5 de 16 · corresponde al tema 5 del microcurrículo</w:t>
+        <w:t>Tipo: Clase virtual sincrónica por Google Meet · Sesión 3 de 11 (sesión doble junto con la Clase 4) · corresponde al tema 5 del microcurrículo</w:t>
       </w:r>
     </w:p>
     <w:p>
@@ -169,6 +169,7 @@
       <w:r>
         <w:rPr>
           <w:rFonts w:ascii="Consolas" w:hAnsi="Consolas"/>
+          <w:b w:val="0"/>
           <w:color w:val="111111"/>
           <w:sz w:val="21"/>
         </w:rPr>
@@ -913,7 +914,7 @@
           <w:color w:val="4A4A49"/>
           <w:sz w:val="22"/>
         </w:rPr>
-        <w:t>El método de cinco pasos es el del taller. El paso 2 —buscar lo que se repite— es el que enseña a estimar: lo que ocurre una vez no mueve la aguja, lo que ocurre mil veces al día sí. Y el paso 5 —definir un indicador medible— es el que separa una intención de una decisión de ingeniería. «Vamos a ser sostenibles» no se puede verificar; «vamos a mover menos de 200 KB por consulta» sí, y en la sesión 16 se puede mirar si se cumplió.</w:t>
+        <w:t>El método de cinco pasos es el del taller. El paso 2 —buscar lo que se repite— es el que enseña a estimar: lo que ocurre una vez no mueve la aguja, lo que ocurre mil veces al día sí. Y el paso 5 —definir un indicador medible— es el que separa una intención de una decisión de ingeniería. «Vamos a ser sostenibles» no se puede verificar; «vamos a mover menos de 200 KB por consulta» sí, y en la Clase 16 se puede mirar si se cumplió.</w:t>
       </w:r>
     </w:p>
     <w:p>
@@ -1058,6 +1059,7 @@
       <w:r>
         <w:rPr>
           <w:rFonts w:ascii="Consolas" w:hAnsi="Consolas"/>
+          <w:b w:val="0"/>
           <w:color w:val="111111"/>
           <w:sz w:val="21"/>
         </w:rPr>
@@ -1238,7 +1240,7 @@
           <w:color w:val="4A4A49"/>
           <w:sz w:val="22"/>
         </w:rPr>
-        <w:t>Para la sesión 6</w:t>
+        <w:t>Para la Clase 6</w:t>
       </w:r>
     </w:p>
     <w:p>
@@ -1777,7 +1779,7 @@
           <w:color w:val="4A4A49"/>
           <w:sz w:val="22"/>
         </w:rPr>
-        <w:t xml:space="preserve"> anote los cinco indicadores. En la sesión 16 se revisa si se cumplieron, y tener la lista de hoy es lo que hace posible esa revisión.</w:t>
+        <w:t xml:space="preserve"> anote los cinco indicadores. En la Clase 16 se revisa si se cumplieron, y tener la lista de hoy es lo que hace posible esa revisión.</w:t>
       </w:r>
     </w:p>
     <w:p>
@@ -2169,7 +2171,7 @@
                 <w:color w:val="4A4A49"/>
                 <w:sz w:val="20"/>
               </w:rPr>
-              <w:t>No tiene unidad y no se puede revisar en la sesión 16.</w:t>
+              <w:t>No tiene unidad y no se puede revisar en la Clase 16.</w:t>
             </w:r>
           </w:p>
         </w:tc>
@@ -2403,7 +2405,7 @@
           <w:color w:val="4A4A49"/>
           <w:sz w:val="22"/>
         </w:rPr>
-        <w:t xml:space="preserve"> que salgan de las exposiciones. Se revisan en la sesión 16 y esta es la única oportunidad de tenerlos todos juntos.</w:t>
+        <w:t xml:space="preserve"> que salgan de las exposiciones. Se revisan en la Clase 16 y esta es la única oportunidad de tenerlos todos juntos.</w:t>
       </w:r>
     </w:p>
     <w:p>
@@ -2484,6 +2486,7 @@
       <w:r>
         <w:rPr>
           <w:rFonts w:ascii="Consolas" w:hAnsi="Consolas"/>
+          <w:b w:val="0"/>
           <w:color w:val="111111"/>
           <w:sz w:val="21"/>
         </w:rPr>
@@ -2505,6 +2508,7 @@
       <w:r>
         <w:rPr>
           <w:rFonts w:ascii="Consolas" w:hAnsi="Consolas"/>
+          <w:b w:val="0"/>
           <w:color w:val="111111"/>
           <w:sz w:val="21"/>
         </w:rPr>
@@ -2542,6 +2546,7 @@
       <w:r>
         <w:rPr>
           <w:rFonts w:ascii="Consolas" w:hAnsi="Consolas"/>
+          <w:b w:val="0"/>
           <w:color w:val="111111"/>
           <w:sz w:val="21"/>
         </w:rPr>
@@ -2563,6 +2568,7 @@
       <w:r>
         <w:rPr>
           <w:rFonts w:ascii="Consolas" w:hAnsi="Consolas"/>
+          <w:b w:val="0"/>
           <w:color w:val="111111"/>
           <w:sz w:val="21"/>
         </w:rPr>

--- a/Introduccion a la Ingenieria/Kit docente/Clase 5/Guion Docente Clase 5 - El rol del ingeniero en el contexto ambiental.docx
+++ b/Introduccion a la Ingenieria/Kit docente/Clase 5/Guion Docente Clase 5 - El rol del ingeniero en el contexto ambiental.docx
@@ -69,7 +69,7 @@
           <w:color w:val="4A4A49"/>
           <w:sz w:val="22"/>
         </w:rPr>
-        <w:t>Tipo: Clase virtual sincrónica por Google Meet · Sesión 3 de 11 (sesión doble junto con la Clase 4) · corresponde al tema 5 del microcurrículo</w:t>
+        <w:t>Tipo: Clase virtual sincrónica por Microsoft Teams · Sesión 3 de 11 (sesión doble junto con la Clase 4) · corresponde al tema 5 del microcurrículo</w:t>
       </w:r>
     </w:p>
     <w:p>
@@ -98,7 +98,7 @@
           <w:color w:val="4A4A49"/>
           <w:sz w:val="22"/>
         </w:rPr>
-        <w:t xml:space="preserve"> por Google Meet · actividades en plataformas gratuitas en la nube · los 5 equipos trabajan en </w:t>
+        <w:t xml:space="preserve"> por Microsoft Teams · actividades en plataformas gratuitas en la nube · los 5 equipos trabajan en </w:t>
       </w:r>
       <w:r>
         <w:rPr>
